--- a/policies/build/chapters_v2/PRE/Documents/PRE4/SOP_Informed_Consent_Process.docx
+++ b/policies/build/chapters_v2/PRE/Documents/PRE4/SOP_Informed_Consent_Process.docx
@@ -571,7 +571,7 @@
             <w:color w:val="0563C1"/>
             <w:u w:val="single"/>
           </w:rPr>
-          <w:t>Code of Medical Ethics Regulations, 2002 — National Medical Commission</w:t>
+          <w:t>Medical Council of India. (2002). Indian Medical Council (Professional Conduct, Etiquette and Ethics) Regulations, 2002. https://www.nmc.org.in/rules-regulations/code-of-medical-ethics-regulations-2002/</w:t>
         </w:r>
       </w:hyperlink>
     </w:p>
@@ -599,8 +599,45 @@
       </w:r>
     </w:p>
     <w:p>
+      <w:pPr/>
       <w:r>
-        <w:t>1. Explain the procedure, its risks, benefits, alternatives and who will perform it, in a language the patient understands; use a bilingual consent form naming the performer (Record 9).</w:t>
+        <w:t>1. Explain the following to the patient, in a language they understand, before every listed procedure:</w:t>
+      </w:r>
+    </w:p>
+    <w:p>
+      <w:pPr/>
+      <w:r>
+        <w:t>a. The procedure itself — what will actually be done.</w:t>
+      </w:r>
+    </w:p>
+    <w:p>
+      <w:pPr/>
+      <w:r>
+        <w:t>b. Its risks.</w:t>
+      </w:r>
+    </w:p>
+    <w:p>
+      <w:pPr/>
+      <w:r>
+        <w:t>c. Its benefits.</w:t>
+      </w:r>
+    </w:p>
+    <w:p>
+      <w:pPr/>
+      <w:r>
+        <w:t>d. The available alternatives.</w:t>
+      </w:r>
+    </w:p>
+    <w:p>
+      <w:pPr/>
+      <w:r>
+        <w:t>e. Who will perform it.</w:t>
+      </w:r>
+    </w:p>
+    <w:p>
+      <w:pPr/>
+      <w:r>
+        <w:t>Use a bilingual consent form naming the performer (Record 9).</w:t>
       </w:r>
     </w:p>
     <w:p>
@@ -638,7 +675,7 @@
             <w:color w:val="0563C1"/>
             <w:u w:val="single"/>
           </w:rPr>
-          <w:t>Code of Medical Ethics Regulations, 2002 — National Medical Commission</w:t>
+          <w:t>Medical Council of India. (2002). Indian Medical Council (Professional Conduct, Etiquette and Ethics) Regulations, 2002. https://www.nmc.org.in/rules-regulations/code-of-medical-ethics-regulations-2002/</w:t>
         </w:r>
       </w:hyperlink>
     </w:p>
@@ -671,8 +708,39 @@
       </w:r>
     </w:p>
     <w:p>
+      <w:pPr/>
       <w:r>
-        <w:t>2. When the patient is incapable, take consent from the next of kin/legal guardian in order: spouse, son/daughter, parents, brother/sister, and record the relationship (Records 12-13) — this order follows, by analogy, the 'near relative' ordering used in organ-donation law (there is no single codified next-of-kin statute for general treatment consent in India).</w:t>
+        <w:t>2. When the patient is incapable, take consent from the next of kin/legal guardian, in this order of priority:</w:t>
+      </w:r>
+    </w:p>
+    <w:p>
+      <w:pPr/>
+      <w:r>
+        <w:t>a. Spouse.</w:t>
+      </w:r>
+    </w:p>
+    <w:p>
+      <w:pPr/>
+      <w:r>
+        <w:t>b. Son or daughter.</w:t>
+      </w:r>
+    </w:p>
+    <w:p>
+      <w:pPr/>
+      <w:r>
+        <w:t>c. Parents.</w:t>
+      </w:r>
+    </w:p>
+    <w:p>
+      <w:pPr/>
+      <w:r>
+        <w:t>d. Brother or sister.</w:t>
+      </w:r>
+    </w:p>
+    <w:p>
+      <w:pPr/>
+      <w:r>
+        <w:t>Record which relative gave consent and their relationship to the patient (Records 12-13) — this order follows, by analogy, the 'near relative' ordering used in organ-donation law (there is no single codified next-of-kin statute for general treatment consent in India).</w:t>
       </w:r>
     </w:p>
     <w:p>
@@ -757,7 +825,7 @@
             <w:color w:val="0563C1"/>
             <w:u w:val="single"/>
           </w:rPr>
-          <w:t>Code of Medical Ethics Regulations, 2002 — National Medical Commission</w:t>
+          <w:t>Medical Council of India. (2002). Indian Medical Council (Professional Conduct, Etiquette and Ethics) Regulations, 2002. https://www.nmc.org.in/rules-regulations/code-of-medical-ethics-regulations-2002/</w:t>
         </w:r>
       </w:hyperlink>
     </w:p>
@@ -824,7 +892,7 @@
             <w:color w:val="0563C1"/>
             <w:u w:val="single"/>
           </w:rPr>
-          <w:t>NABH — Hospitals Accreditation Programme (HCO), 6th Edition standards</w:t>
+          <w:t>National Accreditation Board for Hospitals and Healthcare Providers. (2025). NABH accreditation standards for hospitals (6th ed.), PRE.4. ISBN 978-81-965264-9-8. https://portal.nabh.co/images/Standards/NABH%20Hospital%20Accreditation%20Standard%206th%20Edition%20January%202025.pdf</w:t>
         </w:r>
       </w:hyperlink>
     </w:p>
@@ -838,7 +906,7 @@
             <w:color w:val="0563C1"/>
             <w:u w:val="single"/>
           </w:rPr>
-          <w:t>Code of Medical Ethics Regulations, 2002 — National Medical Commission</w:t>
+          <w:t>Medical Council of India. (2002). Indian Medical Council (Professional Conduct, Etiquette and Ethics) Regulations, 2002. https://www.nmc.org.in/rules-regulations/code-of-medical-ethics-regulations-2002/</w:t>
         </w:r>
       </w:hyperlink>
     </w:p>
